--- a/GestionProyectos/TP/Parte 1/Correccion/GestionProyectoPF1_CORREGIDO_ENTREGA.docx
+++ b/GestionProyectos/TP/Parte 1/Correccion/GestionProyectoPF1_CORREGIDO_ENTREGA.docx
@@ -1721,7 +1721,7 @@
                 <w:rFonts w:ascii="Calibri" w:hAnsi="Calibri"/>
                 <w:sz w:val="15"/>
               </w:rPr>
-              <w:t>El sistema estará operativo entre las 04:30 y las 23:30.</w:t>
+              <w:t>El sistema estará operativo entre las 04:00 y las 00:00. Las tareas de mantenimiento que interrumpan el servicio se realizarán entre las 00:00 y las 04:00.</w:t>
             </w:r>
           </w:p>
         </w:tc>
@@ -1746,7 +1746,7 @@
                 <w:rFonts w:ascii="Calibri" w:hAnsi="Calibri"/>
                 <w:sz w:val="15"/>
               </w:rPr>
-              <w:t>Monitoreo cada 5 minutos durante 7 días, dentro de la franja definida. Aprobación: disponibilidad ≥ 99 %.</w:t>
+              <w:t>Monitoreo cada 5 minutos durante 7 días, entre 04:00 y 00:00. Aprobación: disponibilidad ≥ 99 % en esa franja; las interrupciones de mantenimiento solo ocurren fuera de ella.</w:t>
             </w:r>
           </w:p>
         </w:tc>
@@ -6114,7 +6114,7 @@
                 <w:rFonts w:ascii="Calibri" w:hAnsi="Calibri"/>
                 <w:sz w:val="14"/>
               </w:rPr>
-              <w:t>Método: monitorear cada 5 minutos durante 7 días, entre 04:30 y 23:30. Umbral: disponibilidad ≥ 99 % en esa franja.</w:t>
+              <w:t>Método: monitorear cada 5 minutos durante 7 días, entre 04:00 y 00:00. Umbral: disponibilidad ≥ 99 % en esa franja; mantenimiento que interrumpa el servicio fuera de ella.</w:t>
             </w:r>
           </w:p>
         </w:tc>
@@ -7044,7 +7044,7 @@
                 <w:rFonts w:ascii="Calibri" w:hAnsi="Calibri"/>
                 <w:sz w:val="16"/>
               </w:rPr>
-              <w:t>El desarrollo deberá realizarse con frameworks y componentes de licencia gratuita, sin costos de licenciamiento para el gimnasio.</w:t>
+              <w:t>El desarrollo utilizará frameworks y componentes con licencias gratuitas para evitar costos que puedan desfasar el límite presupuestario acordado con el cliente.</w:t>
             </w:r>
           </w:p>
         </w:tc>
@@ -7068,7 +7068,7 @@
                 <w:rFonts w:ascii="Calibri" w:hAnsi="Calibri"/>
                 <w:sz w:val="16"/>
               </w:rPr>
-              <w:t>Indirecta: evitar costos de licencias comerciales.</w:t>
+              <w:t>Indirecta: no exceder el presupuesto acordado por el cliente.</w:t>
             </w:r>
           </w:p>
         </w:tc>
@@ -7123,7 +7123,7 @@
                 <w:rFonts w:ascii="Calibri" w:hAnsi="Calibri"/>
                 <w:sz w:val="16"/>
               </w:rPr>
-              <w:t>El proyecto no deberá superar las 14 semanas desde el inicio formal, según la cronología de hitos; no se fija una fecha calendario.</w:t>
+              <w:t>El plazo total no superará las 20 semanas desde el inicio formal. El cronograma contempla 14 semanas y deja 6 de margen para aceptación, correcciones y puesta en marcha; el sistema deberá estar listo para la apertura del gimnasio en la semana 20.</w:t>
             </w:r>
           </w:p>
         </w:tc>
@@ -7148,7 +7148,7 @@
                 <w:rFonts w:ascii="Calibri" w:hAnsi="Calibri"/>
                 <w:sz w:val="16"/>
               </w:rPr>
-              <w:t>Plazo establecido en la cronología del proyecto.</w:t>
+              <w:t>Directa: el cliente indicó en MIN-002 que el gimnasio abrirá en la semana 20.</w:t>
             </w:r>
           </w:p>
         </w:tc>
@@ -7201,7 +7201,7 @@
                 <w:rFonts w:ascii="Calibri" w:hAnsi="Calibri"/>
                 <w:sz w:val="16"/>
               </w:rPr>
-              <w:t>El servicio deberá estar disponible dentro de la franja de uso del gimnasio, de 04:30 a 23:30.</w:t>
+              <w:t>El sistema deberá permanecer operativo de 04:00 a 00:00. El mantenimiento que requiera interrumpir el servicio solo podrá realizarse entre 00:00 y 04:00.</w:t>
             </w:r>
           </w:p>
         </w:tc>
@@ -7225,87 +7225,7 @@
                 <w:rFonts w:ascii="Calibri" w:hAnsi="Calibri"/>
                 <w:sz w:val="16"/>
               </w:rPr>
-              <w:t>Indirecta: condición operativa registrada en RNF-04.</w:t>
-            </w:r>
-          </w:p>
-        </w:tc>
-      </w:tr>
-      <w:tr>
-        <w:trPr>
-          <w:cantSplit/>
-        </w:trPr>
-        <w:tc>
-          <w:tcPr>
-            <w:tcW w:type="dxa" w:w="567"/>
-            <w:vAlign w:val="top"/>
-            <w:tcMar>
-              <w:top w:w="75" w:type="dxa"/>
-              <w:start w:w="85" w:type="dxa"/>
-              <w:bottom w:w="75" w:type="dxa"/>
-              <w:end w:w="85" w:type="dxa"/>
-            </w:tcMar>
-            <w:shd w:fill="F3F7FB"/>
-          </w:tcPr>
-          <w:p>
-            <w:pPr>
-              <w:spacing w:after="0" w:line="240" w:lineRule="auto"/>
-            </w:pPr>
-            <w:r>
-              <w:rPr>
-                <w:rFonts w:ascii="Calibri" w:hAnsi="Calibri"/>
-                <w:sz w:val="16"/>
-              </w:rPr>
-              <w:t>R-04</w:t>
-            </w:r>
-          </w:p>
-        </w:tc>
-        <w:tc>
-          <w:tcPr>
-            <w:tcW w:type="dxa" w:w="5669"/>
-            <w:vAlign w:val="top"/>
-            <w:tcMar>
-              <w:top w:w="75" w:type="dxa"/>
-              <w:start w:w="85" w:type="dxa"/>
-              <w:bottom w:w="75" w:type="dxa"/>
-              <w:end w:w="85" w:type="dxa"/>
-            </w:tcMar>
-            <w:shd w:fill="F3F7FB"/>
-          </w:tcPr>
-          <w:p>
-            <w:pPr>
-              <w:spacing w:after="0" w:line="240" w:lineRule="auto"/>
-            </w:pPr>
-            <w:r>
-              <w:rPr>
-                <w:rFonts w:ascii="Calibri" w:hAnsi="Calibri"/>
-                <w:sz w:val="16"/>
-              </w:rPr>
-              <w:t>La compatibilidad se limitará a Chrome, Edge y Firefox en escritorio, y Chrome en dispositivos Android e iOS.</w:t>
-            </w:r>
-          </w:p>
-        </w:tc>
-        <w:tc>
-          <w:tcPr>
-            <w:tcW w:type="dxa" w:w="3628"/>
-            <w:vAlign w:val="top"/>
-            <w:tcMar>
-              <w:top w:w="75" w:type="dxa"/>
-              <w:start w:w="85" w:type="dxa"/>
-              <w:bottom w:w="75" w:type="dxa"/>
-              <w:end w:w="85" w:type="dxa"/>
-            </w:tcMar>
-            <w:shd w:fill="F3F7FB"/>
-          </w:tcPr>
-          <w:p>
-            <w:pPr>
-              <w:spacing w:after="0" w:line="240" w:lineRule="auto"/>
-            </w:pPr>
-            <w:r>
-              <w:rPr>
-                <w:rFonts w:ascii="Calibri" w:hAnsi="Calibri"/>
-                <w:sz w:val="16"/>
-              </w:rPr>
-              <w:t>Entorno de uso registrado en RNF-07 y RNF-08.</w:t>
+              <w:t>Directa: horario indicado por el cliente en MIN-002.</w:t>
             </w:r>
           </w:p>
         </w:tc>
@@ -10332,6 +10252,18 @@
     </w:p>
     <w:p>
       <w:pPr>
+        <w:keepLines/>
+        <w:widowControl/>
+      </w:pPr>
+      <w:r>
+        <w:rPr>
+          <w:rFonts w:ascii="Calibri" w:hAnsi="Calibri"/>
+        </w:rPr>
+        <w:t>El cliente informó que la apertura del gimnasio está prevista para 20 semanas después del inicio formal. La solución deberá estar disponible para esa fecha; el cronograma base es de 14 semanas y se dispone de un margen máximo de 6 semanas para aceptación, correcciones y puesta en marcha.</w:t>
+      </w:r>
+    </w:p>
+    <w:p>
+      <w:pPr>
         <w:pStyle w:val="Heading3"/>
         <w:keepLines/>
         <w:widowControl/>
@@ -10416,6 +10348,36 @@
           <w:rFonts w:ascii="Calibri" w:hAnsi="Calibri"/>
         </w:rPr>
         <w:t>Las rutinas públicas y el intercambio entre usuarios se consideran funcionalidades futuras.</w:t>
+      </w:r>
+    </w:p>
+    <w:p>
+      <w:pPr>
+        <w:pStyle w:val="ListBullet"/>
+        <w:keepLines/>
+        <w:widowControl/>
+        <w:spacing w:after="60"/>
+        <w:ind w:left="312" w:hanging="142"/>
+      </w:pPr>
+      <w:r>
+        <w:rPr>
+          <w:rFonts w:ascii="Calibri" w:hAnsi="Calibri"/>
+        </w:rPr>
+        <w:t>La solución deberá estar desplegada antes de la apertura del gimnasio, prevista para la semana 20 desde el inicio formal del proyecto.</w:t>
+      </w:r>
+    </w:p>
+    <w:p>
+      <w:pPr>
+        <w:pStyle w:val="ListBullet"/>
+        <w:keepLines/>
+        <w:widowControl/>
+        <w:spacing w:after="60"/>
+        <w:ind w:left="312" w:hanging="142"/>
+      </w:pPr>
+      <w:r>
+        <w:rPr>
+          <w:rFonts w:ascii="Calibri" w:hAnsi="Calibri"/>
+        </w:rPr>
+        <w:t>El servicio deberá mantenerse operativo entre 04:00 y 00:00; el mantenimiento que interrumpa el servicio se realizará entre 00:00 y 04:00.</w:t>
       </w:r>
     </w:p>
     <w:p>
